--- a/BookStoreManagementSystem/00_Docs/Project_Reports/PROJECT_REPORTS_DATABASE_GROUP_01.docx
+++ b/BookStoreManagementSystem/00_Docs/Project_Reports/PROJECT_REPORTS_DATABASE_GROUP_01.docx
@@ -2970,111 +2970,1148 @@
       <w:pPr>
         <w:rPr>
           <w:rFonts w:ascii="Times New Roman" w:hAnsi="Times New Roman" w:cs="Times New Roman"/>
+          <w:b/>
+          <w:bCs/>
           <w:sz w:val="32"/>
           <w:szCs w:val="32"/>
+          <w:lang w:val="vi-VN"/>
         </w:rPr>
       </w:pPr>
     </w:p>
     <w:p>
       <w:pPr>
-        <w:jc w:val="center"/>
+        <w:spacing w:after="0"/>
         <w:rPr>
           <w:rFonts w:ascii="Times New Roman" w:hAnsi="Times New Roman" w:cs="Times New Roman"/>
-          <w:sz w:val="32"/>
-          <w:szCs w:val="32"/>
+          <w:sz w:val="24"/>
+          <w:szCs w:val="24"/>
         </w:rPr>
       </w:pPr>
       <w:r>
         <w:rPr>
           <w:rFonts w:ascii="Times New Roman" w:hAnsi="Times New Roman" w:cs="Times New Roman"/>
-          <w:noProof/>
-          <w:sz w:val="32"/>
-          <w:szCs w:val="32"/>
-        </w:rPr>
-        <w:drawing>
-          <wp:inline distT="0" distB="0" distL="0" distR="0" wp14:anchorId="2607D65B" wp14:editId="0F07CCC9">
-            <wp:extent cx="4544059" cy="6601746"/>
-            <wp:effectExtent l="0" t="0" r="9525" b="8890"/>
-            <wp:docPr id="920652335" name="Picture 1"/>
-            <wp:cNvGraphicFramePr>
-              <a:graphicFrameLocks xmlns:a="http://schemas.openxmlformats.org/drawingml/2006/main" noChangeAspect="1"/>
-            </wp:cNvGraphicFramePr>
-            <a:graphic xmlns:a="http://schemas.openxmlformats.org/drawingml/2006/main">
-              <a:graphicData uri="http://schemas.openxmlformats.org/drawingml/2006/picture">
-                <pic:pic xmlns:pic="http://schemas.openxmlformats.org/drawingml/2006/picture">
-                  <pic:nvPicPr>
-                    <pic:cNvPr id="920652335" name=""/>
-                    <pic:cNvPicPr/>
-                  </pic:nvPicPr>
-                  <pic:blipFill>
-                    <a:blip r:embed="rId14"/>
-                    <a:stretch>
-                      <a:fillRect/>
-                    </a:stretch>
-                  </pic:blipFill>
-                  <pic:spPr>
-                    <a:xfrm>
-                      <a:off x="0" y="0"/>
-                      <a:ext cx="4544059" cy="6601746"/>
-                    </a:xfrm>
-                    <a:prstGeom prst="rect">
-                      <a:avLst/>
-                    </a:prstGeom>
-                  </pic:spPr>
-                </pic:pic>
-              </a:graphicData>
-            </a:graphic>
-          </wp:inline>
-        </w:drawing>
+          <w:sz w:val="24"/>
+          <w:szCs w:val="24"/>
+        </w:rPr>
+        <w:t>BookStoreManagementSystem/</w:t>
       </w:r>
     </w:p>
     <w:p>
       <w:pPr>
-        <w:jc w:val="center"/>
-        <w:rPr>
-          <w:rFonts w:ascii="Times New Roman" w:hAnsi="Times New Roman" w:cs="Times New Roman"/>
-          <w:sz w:val="32"/>
-          <w:szCs w:val="32"/>
-        </w:rPr>
-      </w:pPr>
+        <w:spacing w:after="0"/>
+        <w:rPr>
+          <w:rFonts w:ascii="Times New Roman" w:hAnsi="Times New Roman" w:cs="Times New Roman" w:hint="eastAsia"/>
+          <w:sz w:val="24"/>
+          <w:szCs w:val="24"/>
+        </w:rPr>
+      </w:pPr>
+      <w:r>
+        <w:rPr>
+          <w:rFonts w:ascii="Times New Roman" w:hAnsi="Times New Roman" w:cs="Times New Roman" w:hint="eastAsia"/>
+          <w:sz w:val="24"/>
+          <w:szCs w:val="24"/>
+        </w:rPr>
+        <w:t>│</w:t>
+      </w:r>
     </w:p>
     <w:p>
       <w:pPr>
-        <w:jc w:val="center"/>
-        <w:rPr>
-          <w:rFonts w:ascii="Times New Roman" w:hAnsi="Times New Roman" w:cs="Times New Roman"/>
-          <w:sz w:val="32"/>
-          <w:szCs w:val="32"/>
-        </w:rPr>
-      </w:pPr>
+        <w:spacing w:after="0"/>
+        <w:rPr>
+          <w:rFonts w:ascii="Times New Roman" w:hAnsi="Times New Roman" w:cs="Times New Roman" w:hint="eastAsia"/>
+          <w:sz w:val="24"/>
+          <w:szCs w:val="24"/>
+        </w:rPr>
+      </w:pPr>
+      <w:r>
+        <w:rPr>
+          <w:rFonts w:ascii="Times New Roman" w:hAnsi="Times New Roman" w:cs="Times New Roman" w:hint="eastAsia"/>
+          <w:sz w:val="24"/>
+          <w:szCs w:val="24"/>
+        </w:rPr>
+        <w:t>├──</w:t>
+      </w:r>
+      <w:r>
+        <w:rPr>
+          <w:rFonts w:ascii="Times New Roman" w:hAnsi="Times New Roman" w:cs="Times New Roman" w:hint="eastAsia"/>
+          <w:sz w:val="24"/>
+          <w:szCs w:val="24"/>
+        </w:rPr>
+        <w:t xml:space="preserve"> 00_Docs/</w:t>
+      </w:r>
     </w:p>
     <w:p>
       <w:pPr>
-        <w:jc w:val="center"/>
-        <w:rPr>
-          <w:rFonts w:ascii="Times New Roman" w:hAnsi="Times New Roman" w:cs="Times New Roman"/>
-          <w:sz w:val="32"/>
-          <w:szCs w:val="32"/>
-        </w:rPr>
-      </w:pPr>
+        <w:spacing w:after="0"/>
+        <w:rPr>
+          <w:rFonts w:ascii="Times New Roman" w:hAnsi="Times New Roman" w:cs="Times New Roman" w:hint="eastAsia"/>
+          <w:sz w:val="24"/>
+          <w:szCs w:val="24"/>
+        </w:rPr>
+      </w:pPr>
+      <w:r>
+        <w:rPr>
+          <w:rFonts w:ascii="Times New Roman" w:hAnsi="Times New Roman" w:cs="Times New Roman" w:hint="eastAsia"/>
+          <w:sz w:val="24"/>
+          <w:szCs w:val="24"/>
+        </w:rPr>
+        <w:t>│</w:t>
+      </w:r>
+      <w:r>
+        <w:rPr>
+          <w:rFonts w:ascii="Times New Roman" w:hAnsi="Times New Roman" w:cs="Times New Roman" w:hint="eastAsia"/>
+          <w:sz w:val="24"/>
+          <w:szCs w:val="24"/>
+        </w:rPr>
+        <w:t xml:space="preserve">   </w:t>
+      </w:r>
+      <w:r>
+        <w:rPr>
+          <w:rFonts w:ascii="Times New Roman" w:hAnsi="Times New Roman" w:cs="Times New Roman" w:hint="eastAsia"/>
+          <w:sz w:val="24"/>
+          <w:szCs w:val="24"/>
+        </w:rPr>
+        <w:t>├──</w:t>
+      </w:r>
+      <w:r>
+        <w:rPr>
+          <w:rFonts w:ascii="Times New Roman" w:hAnsi="Times New Roman" w:cs="Times New Roman" w:hint="eastAsia"/>
+          <w:sz w:val="24"/>
+          <w:szCs w:val="24"/>
+        </w:rPr>
+        <w:t xml:space="preserve"> ERD_Physical_Diagram/</w:t>
+      </w:r>
     </w:p>
     <w:p>
       <w:pPr>
-        <w:jc w:val="center"/>
-        <w:rPr>
-          <w:rFonts w:ascii="Times New Roman" w:hAnsi="Times New Roman" w:cs="Times New Roman"/>
-          <w:sz w:val="32"/>
-          <w:szCs w:val="32"/>
-        </w:rPr>
-      </w:pPr>
+        <w:spacing w:after="0"/>
+        <w:rPr>
+          <w:rFonts w:ascii="Times New Roman" w:hAnsi="Times New Roman" w:cs="Times New Roman" w:hint="eastAsia"/>
+          <w:sz w:val="24"/>
+          <w:szCs w:val="24"/>
+        </w:rPr>
+      </w:pPr>
+      <w:r>
+        <w:rPr>
+          <w:rFonts w:ascii="Times New Roman" w:hAnsi="Times New Roman" w:cs="Times New Roman" w:hint="eastAsia"/>
+          <w:sz w:val="24"/>
+          <w:szCs w:val="24"/>
+        </w:rPr>
+        <w:t>│</w:t>
+      </w:r>
+      <w:r>
+        <w:rPr>
+          <w:rFonts w:ascii="Times New Roman" w:hAnsi="Times New Roman" w:cs="Times New Roman" w:hint="eastAsia"/>
+          <w:sz w:val="24"/>
+          <w:szCs w:val="24"/>
+        </w:rPr>
+        <w:t xml:space="preserve">   </w:t>
+      </w:r>
+      <w:r>
+        <w:rPr>
+          <w:rFonts w:ascii="Times New Roman" w:hAnsi="Times New Roman" w:cs="Times New Roman" w:hint="eastAsia"/>
+          <w:sz w:val="24"/>
+          <w:szCs w:val="24"/>
+        </w:rPr>
+        <w:t>│</w:t>
+      </w:r>
+      <w:r>
+        <w:rPr>
+          <w:rFonts w:ascii="Times New Roman" w:hAnsi="Times New Roman" w:cs="Times New Roman" w:hint="eastAsia"/>
+          <w:sz w:val="24"/>
+          <w:szCs w:val="24"/>
+        </w:rPr>
+        <w:t xml:space="preserve">   </w:t>
+      </w:r>
+      <w:r>
+        <w:rPr>
+          <w:rFonts w:ascii="Times New Roman" w:hAnsi="Times New Roman" w:cs="Times New Roman" w:hint="eastAsia"/>
+          <w:sz w:val="24"/>
+          <w:szCs w:val="24"/>
+        </w:rPr>
+        <w:t>├──</w:t>
+      </w:r>
+      <w:r>
+        <w:rPr>
+          <w:rFonts w:ascii="Times New Roman" w:hAnsi="Times New Roman" w:cs="Times New Roman" w:hint="eastAsia"/>
+          <w:sz w:val="24"/>
+          <w:szCs w:val="24"/>
+        </w:rPr>
+        <w:t xml:space="preserve"> ERD.jpg</w:t>
+      </w:r>
     </w:p>
     <w:p>
       <w:pPr>
-        <w:jc w:val="center"/>
+        <w:spacing w:after="0"/>
+        <w:rPr>
+          <w:rFonts w:ascii="Times New Roman" w:hAnsi="Times New Roman" w:cs="Times New Roman" w:hint="eastAsia"/>
+          <w:sz w:val="24"/>
+          <w:szCs w:val="24"/>
+        </w:rPr>
+      </w:pPr>
+      <w:r>
+        <w:rPr>
+          <w:rFonts w:ascii="Times New Roman" w:hAnsi="Times New Roman" w:cs="Times New Roman" w:hint="eastAsia"/>
+          <w:sz w:val="24"/>
+          <w:szCs w:val="24"/>
+        </w:rPr>
+        <w:t>│</w:t>
+      </w:r>
+      <w:r>
+        <w:rPr>
+          <w:rFonts w:ascii="Times New Roman" w:hAnsi="Times New Roman" w:cs="Times New Roman" w:hint="eastAsia"/>
+          <w:sz w:val="24"/>
+          <w:szCs w:val="24"/>
+        </w:rPr>
+        <w:t xml:space="preserve">   </w:t>
+      </w:r>
+      <w:r>
+        <w:rPr>
+          <w:rFonts w:ascii="Times New Roman" w:hAnsi="Times New Roman" w:cs="Times New Roman" w:hint="eastAsia"/>
+          <w:sz w:val="24"/>
+          <w:szCs w:val="24"/>
+        </w:rPr>
+        <w:t>│</w:t>
+      </w:r>
+      <w:r>
+        <w:rPr>
+          <w:rFonts w:ascii="Times New Roman" w:hAnsi="Times New Roman" w:cs="Times New Roman" w:hint="eastAsia"/>
+          <w:sz w:val="24"/>
+          <w:szCs w:val="24"/>
+        </w:rPr>
+        <w:t xml:space="preserve">   </w:t>
+      </w:r>
+      <w:r>
+        <w:rPr>
+          <w:rFonts w:ascii="Times New Roman" w:hAnsi="Times New Roman" w:cs="Times New Roman" w:hint="eastAsia"/>
+          <w:sz w:val="24"/>
+          <w:szCs w:val="24"/>
+        </w:rPr>
+        <w:t>└──</w:t>
+      </w:r>
+      <w:r>
+        <w:rPr>
+          <w:rFonts w:ascii="Times New Roman" w:hAnsi="Times New Roman" w:cs="Times New Roman" w:hint="eastAsia"/>
+          <w:sz w:val="24"/>
+          <w:szCs w:val="24"/>
+        </w:rPr>
+        <w:t xml:space="preserve"> UML.jpg</w:t>
+      </w:r>
+    </w:p>
+    <w:p>
+      <w:pPr>
+        <w:spacing w:after="0"/>
+        <w:rPr>
+          <w:rFonts w:ascii="Times New Roman" w:hAnsi="Times New Roman" w:cs="Times New Roman" w:hint="eastAsia"/>
+          <w:sz w:val="24"/>
+          <w:szCs w:val="24"/>
+        </w:rPr>
+      </w:pPr>
+      <w:r>
+        <w:rPr>
+          <w:rFonts w:ascii="Times New Roman" w:hAnsi="Times New Roman" w:cs="Times New Roman" w:hint="eastAsia"/>
+          <w:sz w:val="24"/>
+          <w:szCs w:val="24"/>
+        </w:rPr>
+        <w:t>│</w:t>
+      </w:r>
+      <w:r>
+        <w:rPr>
+          <w:rFonts w:ascii="Times New Roman" w:hAnsi="Times New Roman" w:cs="Times New Roman" w:hint="eastAsia"/>
+          <w:sz w:val="24"/>
+          <w:szCs w:val="24"/>
+        </w:rPr>
+        <w:t xml:space="preserve">   </w:t>
+      </w:r>
+      <w:r>
+        <w:rPr>
+          <w:rFonts w:ascii="Times New Roman" w:hAnsi="Times New Roman" w:cs="Times New Roman" w:hint="eastAsia"/>
+          <w:sz w:val="24"/>
+          <w:szCs w:val="24"/>
+        </w:rPr>
+        <w:t>├──</w:t>
+      </w:r>
+      <w:r>
+        <w:rPr>
+          <w:rFonts w:ascii="Times New Roman" w:hAnsi="Times New Roman" w:cs="Times New Roman" w:hint="eastAsia"/>
+          <w:sz w:val="24"/>
+          <w:szCs w:val="24"/>
+        </w:rPr>
+        <w:t xml:space="preserve"> Project_Reports/</w:t>
+      </w:r>
+    </w:p>
+    <w:p>
+      <w:pPr>
+        <w:spacing w:after="0"/>
+        <w:rPr>
+          <w:rFonts w:ascii="Times New Roman" w:hAnsi="Times New Roman" w:cs="Times New Roman" w:hint="eastAsia"/>
+          <w:sz w:val="24"/>
+          <w:szCs w:val="24"/>
+        </w:rPr>
+      </w:pPr>
+      <w:r>
+        <w:rPr>
+          <w:rFonts w:ascii="Times New Roman" w:hAnsi="Times New Roman" w:cs="Times New Roman" w:hint="eastAsia"/>
+          <w:sz w:val="24"/>
+          <w:szCs w:val="24"/>
+        </w:rPr>
+        <w:t>│</w:t>
+      </w:r>
+      <w:r>
+        <w:rPr>
+          <w:rFonts w:ascii="Times New Roman" w:hAnsi="Times New Roman" w:cs="Times New Roman" w:hint="eastAsia"/>
+          <w:sz w:val="24"/>
+          <w:szCs w:val="24"/>
+        </w:rPr>
+        <w:t xml:space="preserve">   </w:t>
+      </w:r>
+      <w:r>
+        <w:rPr>
+          <w:rFonts w:ascii="Times New Roman" w:hAnsi="Times New Roman" w:cs="Times New Roman" w:hint="eastAsia"/>
+          <w:sz w:val="24"/>
+          <w:szCs w:val="24"/>
+        </w:rPr>
+        <w:t>│</w:t>
+      </w:r>
+      <w:r>
+        <w:rPr>
+          <w:rFonts w:ascii="Times New Roman" w:hAnsi="Times New Roman" w:cs="Times New Roman" w:hint="eastAsia"/>
+          <w:sz w:val="24"/>
+          <w:szCs w:val="24"/>
+        </w:rPr>
+        <w:t xml:space="preserve">   </w:t>
+      </w:r>
+      <w:r>
+        <w:rPr>
+          <w:rFonts w:ascii="Times New Roman" w:hAnsi="Times New Roman" w:cs="Times New Roman" w:hint="eastAsia"/>
+          <w:sz w:val="24"/>
+          <w:szCs w:val="24"/>
+        </w:rPr>
+        <w:t>└──</w:t>
+      </w:r>
+      <w:r>
+        <w:rPr>
+          <w:rFonts w:ascii="Times New Roman" w:hAnsi="Times New Roman" w:cs="Times New Roman" w:hint="eastAsia"/>
+          <w:sz w:val="24"/>
+          <w:szCs w:val="24"/>
+        </w:rPr>
+        <w:t xml:space="preserve"> PROJECT_REPORTS_DATABASE_GROUP_01.docx</w:t>
+      </w:r>
+    </w:p>
+    <w:p>
+      <w:pPr>
+        <w:spacing w:after="0"/>
+        <w:rPr>
+          <w:rFonts w:ascii="Times New Roman" w:hAnsi="Times New Roman" w:cs="Times New Roman" w:hint="eastAsia"/>
+          <w:sz w:val="24"/>
+          <w:szCs w:val="24"/>
+        </w:rPr>
+      </w:pPr>
+      <w:r>
+        <w:rPr>
+          <w:rFonts w:ascii="Times New Roman" w:hAnsi="Times New Roman" w:cs="Times New Roman" w:hint="eastAsia"/>
+          <w:sz w:val="24"/>
+          <w:szCs w:val="24"/>
+        </w:rPr>
+        <w:t>│</w:t>
+      </w:r>
+      <w:r>
+        <w:rPr>
+          <w:rFonts w:ascii="Times New Roman" w:hAnsi="Times New Roman" w:cs="Times New Roman" w:hint="eastAsia"/>
+          <w:sz w:val="24"/>
+          <w:szCs w:val="24"/>
+        </w:rPr>
+        <w:t xml:space="preserve">   </w:t>
+      </w:r>
+      <w:r>
+        <w:rPr>
+          <w:rFonts w:ascii="Times New Roman" w:hAnsi="Times New Roman" w:cs="Times New Roman" w:hint="eastAsia"/>
+          <w:sz w:val="24"/>
+          <w:szCs w:val="24"/>
+        </w:rPr>
+        <w:t>└──</w:t>
+      </w:r>
+      <w:r>
+        <w:rPr>
+          <w:rFonts w:ascii="Times New Roman" w:hAnsi="Times New Roman" w:cs="Times New Roman" w:hint="eastAsia"/>
+          <w:sz w:val="24"/>
+          <w:szCs w:val="24"/>
+        </w:rPr>
+        <w:t xml:space="preserve"> Requirements.docx</w:t>
+      </w:r>
+    </w:p>
+    <w:p>
+      <w:pPr>
+        <w:spacing w:after="0"/>
+        <w:rPr>
+          <w:rFonts w:ascii="Times New Roman" w:hAnsi="Times New Roman" w:cs="Times New Roman" w:hint="eastAsia"/>
+          <w:sz w:val="24"/>
+          <w:szCs w:val="24"/>
+        </w:rPr>
+      </w:pPr>
+      <w:r>
+        <w:rPr>
+          <w:rFonts w:ascii="Times New Roman" w:hAnsi="Times New Roman" w:cs="Times New Roman" w:hint="eastAsia"/>
+          <w:sz w:val="24"/>
+          <w:szCs w:val="24"/>
+        </w:rPr>
+        <w:t>│</w:t>
+      </w:r>
+    </w:p>
+    <w:p>
+      <w:pPr>
+        <w:spacing w:after="0"/>
+        <w:rPr>
+          <w:rFonts w:ascii="Times New Roman" w:hAnsi="Times New Roman" w:cs="Times New Roman" w:hint="eastAsia"/>
+          <w:sz w:val="24"/>
+          <w:szCs w:val="24"/>
+        </w:rPr>
+      </w:pPr>
+      <w:r>
+        <w:rPr>
+          <w:rFonts w:ascii="Times New Roman" w:hAnsi="Times New Roman" w:cs="Times New Roman" w:hint="eastAsia"/>
+          <w:sz w:val="24"/>
+          <w:szCs w:val="24"/>
+        </w:rPr>
+        <w:t>├──</w:t>
+      </w:r>
+      <w:r>
+        <w:rPr>
+          <w:rFonts w:ascii="Times New Roman" w:hAnsi="Times New Roman" w:cs="Times New Roman" w:hint="eastAsia"/>
+          <w:sz w:val="24"/>
+          <w:szCs w:val="24"/>
+        </w:rPr>
+        <w:t xml:space="preserve"> 01_Schema/</w:t>
+      </w:r>
+    </w:p>
+    <w:p>
+      <w:pPr>
+        <w:spacing w:after="0"/>
+        <w:rPr>
+          <w:rFonts w:ascii="Times New Roman" w:hAnsi="Times New Roman" w:cs="Times New Roman" w:hint="eastAsia"/>
+          <w:sz w:val="24"/>
+          <w:szCs w:val="24"/>
+        </w:rPr>
+      </w:pPr>
+      <w:r>
+        <w:rPr>
+          <w:rFonts w:ascii="Times New Roman" w:hAnsi="Times New Roman" w:cs="Times New Roman" w:hint="eastAsia"/>
+          <w:sz w:val="24"/>
+          <w:szCs w:val="24"/>
+        </w:rPr>
+        <w:t>│</w:t>
+      </w:r>
+      <w:r>
+        <w:rPr>
+          <w:rFonts w:ascii="Times New Roman" w:hAnsi="Times New Roman" w:cs="Times New Roman" w:hint="eastAsia"/>
+          <w:sz w:val="24"/>
+          <w:szCs w:val="24"/>
+        </w:rPr>
+        <w:t xml:space="preserve">   </w:t>
+      </w:r>
+      <w:r>
+        <w:rPr>
+          <w:rFonts w:ascii="Times New Roman" w:hAnsi="Times New Roman" w:cs="Times New Roman" w:hint="eastAsia"/>
+          <w:sz w:val="24"/>
+          <w:szCs w:val="24"/>
+        </w:rPr>
+        <w:t>├──</w:t>
+      </w:r>
+      <w:r>
+        <w:rPr>
+          <w:rFonts w:ascii="Times New Roman" w:hAnsi="Times New Roman" w:cs="Times New Roman" w:hint="eastAsia"/>
+          <w:sz w:val="24"/>
+          <w:szCs w:val="24"/>
+        </w:rPr>
+        <w:t xml:space="preserve"> 01_CreateDatabase.sql</w:t>
+      </w:r>
+    </w:p>
+    <w:p>
+      <w:pPr>
+        <w:spacing w:after="0"/>
+        <w:rPr>
+          <w:rFonts w:ascii="Times New Roman" w:hAnsi="Times New Roman" w:cs="Times New Roman" w:hint="eastAsia"/>
+          <w:sz w:val="24"/>
+          <w:szCs w:val="24"/>
+        </w:rPr>
+      </w:pPr>
+      <w:r>
+        <w:rPr>
+          <w:rFonts w:ascii="Times New Roman" w:hAnsi="Times New Roman" w:cs="Times New Roman" w:hint="eastAsia"/>
+          <w:sz w:val="24"/>
+          <w:szCs w:val="24"/>
+        </w:rPr>
+        <w:t>│</w:t>
+      </w:r>
+      <w:r>
+        <w:rPr>
+          <w:rFonts w:ascii="Times New Roman" w:hAnsi="Times New Roman" w:cs="Times New Roman" w:hint="eastAsia"/>
+          <w:sz w:val="24"/>
+          <w:szCs w:val="24"/>
+        </w:rPr>
+        <w:t xml:space="preserve">   </w:t>
+      </w:r>
+      <w:r>
+        <w:rPr>
+          <w:rFonts w:ascii="Times New Roman" w:hAnsi="Times New Roman" w:cs="Times New Roman" w:hint="eastAsia"/>
+          <w:sz w:val="24"/>
+          <w:szCs w:val="24"/>
+        </w:rPr>
+        <w:t>└──</w:t>
+      </w:r>
+      <w:r>
+        <w:rPr>
+          <w:rFonts w:ascii="Times New Roman" w:hAnsi="Times New Roman" w:cs="Times New Roman" w:hint="eastAsia"/>
+          <w:sz w:val="24"/>
+          <w:szCs w:val="24"/>
+        </w:rPr>
+        <w:t xml:space="preserve"> 02_CreateTables.sql</w:t>
+      </w:r>
+    </w:p>
+    <w:p>
+      <w:pPr>
+        <w:spacing w:after="0"/>
+        <w:rPr>
+          <w:rFonts w:ascii="Times New Roman" w:hAnsi="Times New Roman" w:cs="Times New Roman" w:hint="eastAsia"/>
+          <w:sz w:val="24"/>
+          <w:szCs w:val="24"/>
+        </w:rPr>
+      </w:pPr>
+      <w:r>
+        <w:rPr>
+          <w:rFonts w:ascii="Times New Roman" w:hAnsi="Times New Roman" w:cs="Times New Roman" w:hint="eastAsia"/>
+          <w:sz w:val="24"/>
+          <w:szCs w:val="24"/>
+        </w:rPr>
+        <w:t>│</w:t>
+      </w:r>
+    </w:p>
+    <w:p>
+      <w:pPr>
+        <w:spacing w:after="0"/>
+        <w:rPr>
+          <w:rFonts w:ascii="Times New Roman" w:hAnsi="Times New Roman" w:cs="Times New Roman" w:hint="eastAsia"/>
+          <w:sz w:val="24"/>
+          <w:szCs w:val="24"/>
+        </w:rPr>
+      </w:pPr>
+      <w:r>
+        <w:rPr>
+          <w:rFonts w:ascii="Times New Roman" w:hAnsi="Times New Roman" w:cs="Times New Roman" w:hint="eastAsia"/>
+          <w:sz w:val="24"/>
+          <w:szCs w:val="24"/>
+        </w:rPr>
+        <w:t>├──</w:t>
+      </w:r>
+      <w:r>
+        <w:rPr>
+          <w:rFonts w:ascii="Times New Roman" w:hAnsi="Times New Roman" w:cs="Times New Roman" w:hint="eastAsia"/>
+          <w:sz w:val="24"/>
+          <w:szCs w:val="24"/>
+        </w:rPr>
+        <w:t xml:space="preserve"> 02_Data/</w:t>
+      </w:r>
+    </w:p>
+    <w:p>
+      <w:pPr>
+        <w:spacing w:after="0"/>
+        <w:rPr>
+          <w:rFonts w:ascii="Times New Roman" w:hAnsi="Times New Roman" w:cs="Times New Roman" w:hint="eastAsia"/>
+          <w:sz w:val="24"/>
+          <w:szCs w:val="24"/>
+        </w:rPr>
+      </w:pPr>
+      <w:r>
+        <w:rPr>
+          <w:rFonts w:ascii="Times New Roman" w:hAnsi="Times New Roman" w:cs="Times New Roman" w:hint="eastAsia"/>
+          <w:sz w:val="24"/>
+          <w:szCs w:val="24"/>
+        </w:rPr>
+        <w:t>│</w:t>
+      </w:r>
+      <w:r>
+        <w:rPr>
+          <w:rFonts w:ascii="Times New Roman" w:hAnsi="Times New Roman" w:cs="Times New Roman" w:hint="eastAsia"/>
+          <w:sz w:val="24"/>
+          <w:szCs w:val="24"/>
+        </w:rPr>
+        <w:t xml:space="preserve">   </w:t>
+      </w:r>
+      <w:r>
+        <w:rPr>
+          <w:rFonts w:ascii="Times New Roman" w:hAnsi="Times New Roman" w:cs="Times New Roman" w:hint="eastAsia"/>
+          <w:sz w:val="24"/>
+          <w:szCs w:val="24"/>
+        </w:rPr>
+        <w:t>└──</w:t>
+      </w:r>
+      <w:r>
+        <w:rPr>
+          <w:rFonts w:ascii="Times New Roman" w:hAnsi="Times New Roman" w:cs="Times New Roman" w:hint="eastAsia"/>
+          <w:sz w:val="24"/>
+          <w:szCs w:val="24"/>
+        </w:rPr>
+        <w:t xml:space="preserve"> 01_InsertData.sql</w:t>
+      </w:r>
+    </w:p>
+    <w:p>
+      <w:pPr>
+        <w:spacing w:after="0"/>
+        <w:rPr>
+          <w:rFonts w:ascii="Times New Roman" w:hAnsi="Times New Roman" w:cs="Times New Roman" w:hint="eastAsia"/>
+          <w:sz w:val="24"/>
+          <w:szCs w:val="24"/>
+        </w:rPr>
+      </w:pPr>
+      <w:r>
+        <w:rPr>
+          <w:rFonts w:ascii="Times New Roman" w:hAnsi="Times New Roman" w:cs="Times New Roman" w:hint="eastAsia"/>
+          <w:sz w:val="24"/>
+          <w:szCs w:val="24"/>
+        </w:rPr>
+        <w:t>│</w:t>
+      </w:r>
+    </w:p>
+    <w:p>
+      <w:pPr>
+        <w:spacing w:after="0"/>
+        <w:rPr>
+          <w:rFonts w:ascii="Times New Roman" w:hAnsi="Times New Roman" w:cs="Times New Roman" w:hint="eastAsia"/>
+          <w:sz w:val="24"/>
+          <w:szCs w:val="24"/>
+        </w:rPr>
+      </w:pPr>
+      <w:r>
+        <w:rPr>
+          <w:rFonts w:ascii="Times New Roman" w:hAnsi="Times New Roman" w:cs="Times New Roman" w:hint="eastAsia"/>
+          <w:sz w:val="24"/>
+          <w:szCs w:val="24"/>
+        </w:rPr>
+        <w:t>├──</w:t>
+      </w:r>
+      <w:r>
+        <w:rPr>
+          <w:rFonts w:ascii="Times New Roman" w:hAnsi="Times New Roman" w:cs="Times New Roman" w:hint="eastAsia"/>
+          <w:sz w:val="24"/>
+          <w:szCs w:val="24"/>
+        </w:rPr>
+        <w:t xml:space="preserve"> 03_Queries/</w:t>
+      </w:r>
+    </w:p>
+    <w:p>
+      <w:pPr>
+        <w:spacing w:after="0"/>
+        <w:rPr>
+          <w:rFonts w:ascii="Times New Roman" w:hAnsi="Times New Roman" w:cs="Times New Roman" w:hint="eastAsia"/>
+          <w:sz w:val="24"/>
+          <w:szCs w:val="24"/>
+        </w:rPr>
+      </w:pPr>
+      <w:r>
+        <w:rPr>
+          <w:rFonts w:ascii="Times New Roman" w:hAnsi="Times New Roman" w:cs="Times New Roman" w:hint="eastAsia"/>
+          <w:sz w:val="24"/>
+          <w:szCs w:val="24"/>
+        </w:rPr>
+        <w:t>│</w:t>
+      </w:r>
+      <w:r>
+        <w:rPr>
+          <w:rFonts w:ascii="Times New Roman" w:hAnsi="Times New Roman" w:cs="Times New Roman" w:hint="eastAsia"/>
+          <w:sz w:val="24"/>
+          <w:szCs w:val="24"/>
+        </w:rPr>
+        <w:t xml:space="preserve">   </w:t>
+      </w:r>
+      <w:r>
+        <w:rPr>
+          <w:rFonts w:ascii="Times New Roman" w:hAnsi="Times New Roman" w:cs="Times New Roman" w:hint="eastAsia"/>
+          <w:sz w:val="24"/>
+          <w:szCs w:val="24"/>
+        </w:rPr>
+        <w:t>├──</w:t>
+      </w:r>
+      <w:r>
+        <w:rPr>
+          <w:rFonts w:ascii="Times New Roman" w:hAnsi="Times New Roman" w:cs="Times New Roman" w:hint="eastAsia"/>
+          <w:sz w:val="24"/>
+          <w:szCs w:val="24"/>
+        </w:rPr>
+        <w:t xml:space="preserve"> 01_BasicQueries.sql</w:t>
+      </w:r>
+    </w:p>
+    <w:p>
+      <w:pPr>
+        <w:spacing w:after="0"/>
+        <w:rPr>
+          <w:rFonts w:ascii="Times New Roman" w:hAnsi="Times New Roman" w:cs="Times New Roman" w:hint="eastAsia"/>
+          <w:sz w:val="24"/>
+          <w:szCs w:val="24"/>
+        </w:rPr>
+      </w:pPr>
+      <w:r>
+        <w:rPr>
+          <w:rFonts w:ascii="Times New Roman" w:hAnsi="Times New Roman" w:cs="Times New Roman" w:hint="eastAsia"/>
+          <w:sz w:val="24"/>
+          <w:szCs w:val="24"/>
+        </w:rPr>
+        <w:t>│</w:t>
+      </w:r>
+      <w:r>
+        <w:rPr>
+          <w:rFonts w:ascii="Times New Roman" w:hAnsi="Times New Roman" w:cs="Times New Roman" w:hint="eastAsia"/>
+          <w:sz w:val="24"/>
+          <w:szCs w:val="24"/>
+        </w:rPr>
+        <w:t xml:space="preserve">   </w:t>
+      </w:r>
+      <w:r>
+        <w:rPr>
+          <w:rFonts w:ascii="Times New Roman" w:hAnsi="Times New Roman" w:cs="Times New Roman" w:hint="eastAsia"/>
+          <w:sz w:val="24"/>
+          <w:szCs w:val="24"/>
+        </w:rPr>
+        <w:t>├──</w:t>
+      </w:r>
+      <w:r>
+        <w:rPr>
+          <w:rFonts w:ascii="Times New Roman" w:hAnsi="Times New Roman" w:cs="Times New Roman" w:hint="eastAsia"/>
+          <w:sz w:val="24"/>
+          <w:szCs w:val="24"/>
+        </w:rPr>
+        <w:t xml:space="preserve"> 02_JoinQueries.sql</w:t>
+      </w:r>
+    </w:p>
+    <w:p>
+      <w:pPr>
+        <w:spacing w:after="0"/>
+        <w:rPr>
+          <w:rFonts w:ascii="Times New Roman" w:hAnsi="Times New Roman" w:cs="Times New Roman" w:hint="eastAsia"/>
+          <w:sz w:val="24"/>
+          <w:szCs w:val="24"/>
+        </w:rPr>
+      </w:pPr>
+      <w:r>
+        <w:rPr>
+          <w:rFonts w:ascii="Times New Roman" w:hAnsi="Times New Roman" w:cs="Times New Roman" w:hint="eastAsia"/>
+          <w:sz w:val="24"/>
+          <w:szCs w:val="24"/>
+        </w:rPr>
+        <w:t>│</w:t>
+      </w:r>
+      <w:r>
+        <w:rPr>
+          <w:rFonts w:ascii="Times New Roman" w:hAnsi="Times New Roman" w:cs="Times New Roman" w:hint="eastAsia"/>
+          <w:sz w:val="24"/>
+          <w:szCs w:val="24"/>
+        </w:rPr>
+        <w:t xml:space="preserve">   </w:t>
+      </w:r>
+      <w:r>
+        <w:rPr>
+          <w:rFonts w:ascii="Times New Roman" w:hAnsi="Times New Roman" w:cs="Times New Roman" w:hint="eastAsia"/>
+          <w:sz w:val="24"/>
+          <w:szCs w:val="24"/>
+        </w:rPr>
+        <w:t>└──</w:t>
+      </w:r>
+      <w:r>
+        <w:rPr>
+          <w:rFonts w:ascii="Times New Roman" w:hAnsi="Times New Roman" w:cs="Times New Roman" w:hint="eastAsia"/>
+          <w:sz w:val="24"/>
+          <w:szCs w:val="24"/>
+        </w:rPr>
+        <w:t xml:space="preserve"> 03_AdvancedQueries.sql</w:t>
+      </w:r>
+    </w:p>
+    <w:p>
+      <w:pPr>
+        <w:spacing w:after="0"/>
+        <w:rPr>
+          <w:rFonts w:ascii="Times New Roman" w:hAnsi="Times New Roman" w:cs="Times New Roman" w:hint="eastAsia"/>
+          <w:sz w:val="24"/>
+          <w:szCs w:val="24"/>
+        </w:rPr>
+      </w:pPr>
+      <w:r>
+        <w:rPr>
+          <w:rFonts w:ascii="Times New Roman" w:hAnsi="Times New Roman" w:cs="Times New Roman" w:hint="eastAsia"/>
+          <w:sz w:val="24"/>
+          <w:szCs w:val="24"/>
+        </w:rPr>
+        <w:t>│</w:t>
+      </w:r>
+    </w:p>
+    <w:p>
+      <w:pPr>
+        <w:spacing w:after="0"/>
+        <w:rPr>
+          <w:rFonts w:ascii="Times New Roman" w:hAnsi="Times New Roman" w:cs="Times New Roman" w:hint="eastAsia"/>
+          <w:sz w:val="24"/>
+          <w:szCs w:val="24"/>
+        </w:rPr>
+      </w:pPr>
+      <w:r>
+        <w:rPr>
+          <w:rFonts w:ascii="Times New Roman" w:hAnsi="Times New Roman" w:cs="Times New Roman" w:hint="eastAsia"/>
+          <w:sz w:val="24"/>
+          <w:szCs w:val="24"/>
+        </w:rPr>
+        <w:t>├──</w:t>
+      </w:r>
+      <w:r>
+        <w:rPr>
+          <w:rFonts w:ascii="Times New Roman" w:hAnsi="Times New Roman" w:cs="Times New Roman" w:hint="eastAsia"/>
+          <w:sz w:val="24"/>
+          <w:szCs w:val="24"/>
+        </w:rPr>
+        <w:t xml:space="preserve"> 04_Programmability/</w:t>
+      </w:r>
+    </w:p>
+    <w:p>
+      <w:pPr>
+        <w:spacing w:after="0"/>
+        <w:rPr>
+          <w:rFonts w:ascii="Times New Roman" w:hAnsi="Times New Roman" w:cs="Times New Roman" w:hint="eastAsia"/>
+          <w:sz w:val="24"/>
+          <w:szCs w:val="24"/>
+        </w:rPr>
+      </w:pPr>
+      <w:r>
+        <w:rPr>
+          <w:rFonts w:ascii="Times New Roman" w:hAnsi="Times New Roman" w:cs="Times New Roman" w:hint="eastAsia"/>
+          <w:sz w:val="24"/>
+          <w:szCs w:val="24"/>
+        </w:rPr>
+        <w:t>│</w:t>
+      </w:r>
+      <w:r>
+        <w:rPr>
+          <w:rFonts w:ascii="Times New Roman" w:hAnsi="Times New Roman" w:cs="Times New Roman" w:hint="eastAsia"/>
+          <w:sz w:val="24"/>
+          <w:szCs w:val="24"/>
+        </w:rPr>
+        <w:t xml:space="preserve">   </w:t>
+      </w:r>
+      <w:r>
+        <w:rPr>
+          <w:rFonts w:ascii="Times New Roman" w:hAnsi="Times New Roman" w:cs="Times New Roman" w:hint="eastAsia"/>
+          <w:sz w:val="24"/>
+          <w:szCs w:val="24"/>
+        </w:rPr>
+        <w:t>├──</w:t>
+      </w:r>
+      <w:r>
+        <w:rPr>
+          <w:rFonts w:ascii="Times New Roman" w:hAnsi="Times New Roman" w:cs="Times New Roman" w:hint="eastAsia"/>
+          <w:sz w:val="24"/>
+          <w:szCs w:val="24"/>
+        </w:rPr>
+        <w:t xml:space="preserve"> 01_StoredProcedures.sql</w:t>
+      </w:r>
+    </w:p>
+    <w:p>
+      <w:pPr>
+        <w:spacing w:after="0"/>
+        <w:rPr>
+          <w:rFonts w:ascii="Times New Roman" w:hAnsi="Times New Roman" w:cs="Times New Roman" w:hint="eastAsia"/>
+          <w:sz w:val="24"/>
+          <w:szCs w:val="24"/>
+        </w:rPr>
+      </w:pPr>
+      <w:r>
+        <w:rPr>
+          <w:rFonts w:ascii="Times New Roman" w:hAnsi="Times New Roman" w:cs="Times New Roman" w:hint="eastAsia"/>
+          <w:sz w:val="24"/>
+          <w:szCs w:val="24"/>
+        </w:rPr>
+        <w:t>│</w:t>
+      </w:r>
+      <w:r>
+        <w:rPr>
+          <w:rFonts w:ascii="Times New Roman" w:hAnsi="Times New Roman" w:cs="Times New Roman" w:hint="eastAsia"/>
+          <w:sz w:val="24"/>
+          <w:szCs w:val="24"/>
+        </w:rPr>
+        <w:t xml:space="preserve">   </w:t>
+      </w:r>
+      <w:r>
+        <w:rPr>
+          <w:rFonts w:ascii="Times New Roman" w:hAnsi="Times New Roman" w:cs="Times New Roman" w:hint="eastAsia"/>
+          <w:sz w:val="24"/>
+          <w:szCs w:val="24"/>
+        </w:rPr>
+        <w:t>└──</w:t>
+      </w:r>
+      <w:r>
+        <w:rPr>
+          <w:rFonts w:ascii="Times New Roman" w:hAnsi="Times New Roman" w:cs="Times New Roman" w:hint="eastAsia"/>
+          <w:sz w:val="24"/>
+          <w:szCs w:val="24"/>
+        </w:rPr>
+        <w:t xml:space="preserve"> 02_Triggers.sql</w:t>
+      </w:r>
+    </w:p>
+    <w:p>
+      <w:pPr>
+        <w:spacing w:after="0"/>
+        <w:rPr>
+          <w:rFonts w:ascii="Times New Roman" w:hAnsi="Times New Roman" w:cs="Times New Roman" w:hint="eastAsia"/>
+          <w:sz w:val="24"/>
+          <w:szCs w:val="24"/>
+        </w:rPr>
+      </w:pPr>
+      <w:r>
+        <w:rPr>
+          <w:rFonts w:ascii="Times New Roman" w:hAnsi="Times New Roman" w:cs="Times New Roman" w:hint="eastAsia"/>
+          <w:sz w:val="24"/>
+          <w:szCs w:val="24"/>
+        </w:rPr>
+        <w:t>│</w:t>
+      </w:r>
+    </w:p>
+    <w:p>
+      <w:pPr>
+        <w:spacing w:after="0"/>
+        <w:rPr>
+          <w:rFonts w:ascii="Times New Roman" w:hAnsi="Times New Roman" w:cs="Times New Roman" w:hint="eastAsia"/>
+          <w:sz w:val="24"/>
+          <w:szCs w:val="24"/>
+        </w:rPr>
+      </w:pPr>
+      <w:r>
+        <w:rPr>
+          <w:rFonts w:ascii="Times New Roman" w:hAnsi="Times New Roman" w:cs="Times New Roman" w:hint="eastAsia"/>
+          <w:sz w:val="24"/>
+          <w:szCs w:val="24"/>
+        </w:rPr>
+        <w:t>├──</w:t>
+      </w:r>
+      <w:r>
+        <w:rPr>
+          <w:rFonts w:ascii="Times New Roman" w:hAnsi="Times New Roman" w:cs="Times New Roman" w:hint="eastAsia"/>
+          <w:sz w:val="24"/>
+          <w:szCs w:val="24"/>
+        </w:rPr>
+        <w:t xml:space="preserve"> 05_Main/</w:t>
+      </w:r>
+    </w:p>
+    <w:p>
+      <w:pPr>
+        <w:spacing w:after="0"/>
+        <w:rPr>
+          <w:rFonts w:ascii="Times New Roman" w:hAnsi="Times New Roman" w:cs="Times New Roman" w:hint="eastAsia"/>
+          <w:sz w:val="24"/>
+          <w:szCs w:val="24"/>
+        </w:rPr>
+      </w:pPr>
+      <w:r>
+        <w:rPr>
+          <w:rFonts w:ascii="Times New Roman" w:hAnsi="Times New Roman" w:cs="Times New Roman" w:hint="eastAsia"/>
+          <w:sz w:val="24"/>
+          <w:szCs w:val="24"/>
+        </w:rPr>
+        <w:t>│</w:t>
+      </w:r>
+      <w:r>
+        <w:rPr>
+          <w:rFonts w:ascii="Times New Roman" w:hAnsi="Times New Roman" w:cs="Times New Roman" w:hint="eastAsia"/>
+          <w:sz w:val="24"/>
+          <w:szCs w:val="24"/>
+        </w:rPr>
+        <w:t xml:space="preserve">   </w:t>
+      </w:r>
+      <w:r>
+        <w:rPr>
+          <w:rFonts w:ascii="Times New Roman" w:hAnsi="Times New Roman" w:cs="Times New Roman" w:hint="eastAsia"/>
+          <w:sz w:val="24"/>
+          <w:szCs w:val="24"/>
+        </w:rPr>
+        <w:t>└──</w:t>
+      </w:r>
+      <w:r>
+        <w:rPr>
+          <w:rFonts w:ascii="Times New Roman" w:hAnsi="Times New Roman" w:cs="Times New Roman" w:hint="eastAsia"/>
+          <w:sz w:val="24"/>
+          <w:szCs w:val="24"/>
+        </w:rPr>
+        <w:t xml:space="preserve"> RunAll.sql</w:t>
+      </w:r>
+    </w:p>
+    <w:p>
+      <w:pPr>
+        <w:spacing w:after="0"/>
+        <w:rPr>
+          <w:rFonts w:ascii="Times New Roman" w:hAnsi="Times New Roman" w:cs="Times New Roman" w:hint="eastAsia"/>
+          <w:sz w:val="24"/>
+          <w:szCs w:val="24"/>
+        </w:rPr>
+      </w:pPr>
+      <w:r>
+        <w:rPr>
+          <w:rFonts w:ascii="Times New Roman" w:hAnsi="Times New Roman" w:cs="Times New Roman" w:hint="eastAsia"/>
+          <w:sz w:val="24"/>
+          <w:szCs w:val="24"/>
+        </w:rPr>
+        <w:t>│</w:t>
+      </w:r>
+    </w:p>
+    <w:p>
+      <w:pPr>
+        <w:spacing w:after="0"/>
         <w:rPr>
           <w:rFonts w:ascii="Times New Roman" w:hAnsi="Times New Roman" w:cs="Times New Roman"/>
-          <w:sz w:val="32"/>
-          <w:szCs w:val="32"/>
+          <w:sz w:val="24"/>
+          <w:szCs w:val="24"/>
+          <w:lang w:val="vi-VN"/>
+        </w:rPr>
+      </w:pPr>
+      <w:r>
+        <w:rPr>
+          <w:rFonts w:ascii="Times New Roman" w:hAnsi="Times New Roman" w:cs="Times New Roman" w:hint="eastAsia"/>
+          <w:sz w:val="24"/>
+          <w:szCs w:val="24"/>
+        </w:rPr>
+        <w:t>└──</w:t>
+      </w:r>
+      <w:r>
+        <w:rPr>
+          <w:rFonts w:ascii="Times New Roman" w:hAnsi="Times New Roman" w:cs="Times New Roman" w:hint="eastAsia"/>
+          <w:sz w:val="24"/>
+          <w:szCs w:val="24"/>
+        </w:rPr>
+        <w:t xml:space="preserve"> README.md</w:t>
+      </w:r>
+    </w:p>
+    <w:p>
+      <w:pPr>
+        <w:spacing w:after="0"/>
+        <w:rPr>
+          <w:rFonts w:ascii="Times New Roman" w:hAnsi="Times New Roman" w:cs="Times New Roman"/>
+          <w:sz w:val="24"/>
+          <w:szCs w:val="24"/>
+          <w:lang w:val="vi-VN"/>
+        </w:rPr>
+      </w:pPr>
+    </w:p>
+    <w:p>
+      <w:pPr>
+        <w:spacing w:after="0"/>
+        <w:rPr>
+          <w:rFonts w:ascii="Times New Roman" w:hAnsi="Times New Roman" w:cs="Times New Roman"/>
+          <w:sz w:val="24"/>
+          <w:szCs w:val="24"/>
+          <w:lang w:val="vi-VN"/>
+        </w:rPr>
+      </w:pPr>
+    </w:p>
+    <w:p>
+      <w:pPr>
+        <w:spacing w:after="0"/>
+        <w:rPr>
+          <w:rFonts w:ascii="Times New Roman" w:hAnsi="Times New Roman" w:cs="Times New Roman"/>
+          <w:sz w:val="24"/>
+          <w:szCs w:val="24"/>
+          <w:lang w:val="vi-VN"/>
+        </w:rPr>
+      </w:pPr>
+    </w:p>
+    <w:p>
+      <w:pPr>
+        <w:spacing w:after="0"/>
+        <w:rPr>
+          <w:rFonts w:ascii="Times New Roman" w:hAnsi="Times New Roman" w:cs="Times New Roman"/>
+          <w:sz w:val="24"/>
+          <w:szCs w:val="24"/>
+          <w:lang w:val="vi-VN"/>
+        </w:rPr>
+      </w:pPr>
+    </w:p>
+    <w:p>
+      <w:pPr>
+        <w:spacing w:after="0"/>
+        <w:rPr>
+          <w:rFonts w:ascii="Times New Roman" w:hAnsi="Times New Roman" w:cs="Times New Roman"/>
+          <w:sz w:val="24"/>
+          <w:szCs w:val="24"/>
+          <w:lang w:val="vi-VN"/>
+        </w:rPr>
+      </w:pPr>
+    </w:p>
+    <w:p>
+      <w:pPr>
+        <w:spacing w:after="0"/>
+        <w:rPr>
+          <w:rFonts w:ascii="Times New Roman" w:hAnsi="Times New Roman" w:cs="Times New Roman"/>
+          <w:sz w:val="24"/>
+          <w:szCs w:val="24"/>
+          <w:lang w:val="vi-VN"/>
+        </w:rPr>
+      </w:pPr>
+    </w:p>
+    <w:p>
+      <w:pPr>
+        <w:spacing w:after="0"/>
+        <w:rPr>
+          <w:rFonts w:ascii="Times New Roman" w:hAnsi="Times New Roman" w:cs="Times New Roman"/>
+          <w:sz w:val="24"/>
+          <w:szCs w:val="24"/>
+          <w:lang w:val="vi-VN"/>
+        </w:rPr>
+      </w:pPr>
+    </w:p>
+    <w:p>
+      <w:pPr>
+        <w:spacing w:after="0"/>
+        <w:rPr>
+          <w:rFonts w:ascii="Times New Roman" w:hAnsi="Times New Roman" w:cs="Times New Roman"/>
+          <w:sz w:val="24"/>
+          <w:szCs w:val="24"/>
+          <w:lang w:val="vi-VN"/>
+        </w:rPr>
+      </w:pPr>
+    </w:p>
+    <w:p>
+      <w:pPr>
+        <w:spacing w:after="0"/>
+        <w:rPr>
+          <w:rFonts w:ascii="Times New Roman" w:hAnsi="Times New Roman" w:cs="Times New Roman"/>
+          <w:sz w:val="24"/>
+          <w:szCs w:val="24"/>
+          <w:lang w:val="vi-VN"/>
+        </w:rPr>
+      </w:pPr>
+    </w:p>
+    <w:p>
+      <w:pPr>
+        <w:spacing w:after="0"/>
+        <w:rPr>
+          <w:rFonts w:ascii="Times New Roman" w:hAnsi="Times New Roman" w:cs="Times New Roman"/>
+          <w:sz w:val="24"/>
+          <w:szCs w:val="24"/>
+          <w:lang w:val="vi-VN"/>
+        </w:rPr>
+      </w:pPr>
+    </w:p>
+    <w:p>
+      <w:pPr>
+        <w:spacing w:after="0"/>
+        <w:rPr>
+          <w:rFonts w:ascii="Times New Roman" w:hAnsi="Times New Roman" w:cs="Times New Roman"/>
+          <w:sz w:val="24"/>
+          <w:szCs w:val="24"/>
+          <w:lang w:val="vi-VN"/>
+        </w:rPr>
+      </w:pPr>
+    </w:p>
+    <w:p>
+      <w:pPr>
+        <w:spacing w:after="0"/>
+        <w:rPr>
+          <w:rFonts w:ascii="Times New Roman" w:hAnsi="Times New Roman" w:cs="Times New Roman"/>
+          <w:sz w:val="24"/>
+          <w:szCs w:val="24"/>
+          <w:lang w:val="vi-VN"/>
         </w:rPr>
       </w:pPr>
     </w:p>
@@ -5776,15 +6813,7 @@
           <w:rFonts w:ascii="Times New Roman" w:hAnsi="Times New Roman" w:cs="Times New Roman"/>
           <w:sz w:val="32"/>
           <w:szCs w:val="32"/>
-        </w:rPr>
-      </w:pPr>
-    </w:p>
-    <w:p>
-      <w:pPr>
-        <w:rPr>
-          <w:rFonts w:ascii="Times New Roman" w:hAnsi="Times New Roman" w:cs="Times New Roman"/>
-          <w:sz w:val="32"/>
-          <w:szCs w:val="32"/>
+          <w:lang w:val="vi-VN"/>
         </w:rPr>
       </w:pPr>
     </w:p>
@@ -5811,6 +6840,7 @@
           <w:sz w:val="32"/>
           <w:szCs w:val="32"/>
         </w:rPr>
+        <w:lastRenderedPageBreak/>
         <w:t>PHYSICAL IMPLEMENTATION</w:t>
       </w:r>
     </w:p>
@@ -6589,14 +7619,7 @@
               <w:rPr>
                 <w:rFonts w:ascii="Times New Roman" w:hAnsi="Times New Roman" w:cs="Times New Roman"/>
               </w:rPr>
-              <w:t xml:space="preserve">) must be created subsequently to ensure primary keys exist for </w:t>
-            </w:r>
-            <w:r>
-              <w:rPr>
-                <w:rFonts w:ascii="Times New Roman" w:hAnsi="Times New Roman" w:cs="Times New Roman"/>
-              </w:rPr>
-              <w:lastRenderedPageBreak/>
-              <w:t>reference.</w:t>
+              <w:t>) must be created subsequently to ensure primary keys exist for reference.</w:t>
             </w:r>
           </w:p>
         </w:tc>
@@ -7363,6 +8386,7 @@
                 <w:b/>
                 <w:bCs/>
               </w:rPr>
+              <w:lastRenderedPageBreak/>
               <w:t>Phase 4: System Verification (</w:t>
             </w:r>
             <w:r>
@@ -7627,7 +8651,7 @@
           <w:rFonts w:ascii="Times New Roman" w:hAnsi="Times New Roman" w:cs="Times New Roman"/>
         </w:rPr>
         <w:sectPr>
-          <w:headerReference w:type="default" r:id="rId15"/>
+          <w:headerReference w:type="default" r:id="rId14"/>
           <w:pgSz w:w="11909" w:h="16834"/>
           <w:pgMar w:top="1440" w:right="1440" w:bottom="1440" w:left="1440" w:header="720" w:footer="720" w:gutter="0"/>
           <w:pgNumType w:start="1"/>
@@ -7861,8 +8885,8 @@
       </w:pPr>
     </w:p>
     <w:sectPr>
-      <w:headerReference w:type="default" r:id="rId16"/>
-      <w:footerReference w:type="default" r:id="rId17"/>
+      <w:headerReference w:type="default" r:id="rId15"/>
+      <w:footerReference w:type="default" r:id="rId16"/>
       <w:pgSz w:w="12240" w:h="15840"/>
       <w:pgMar w:top="1440" w:right="1440" w:bottom="1440" w:left="1440" w:header="720" w:footer="720" w:gutter="0"/>
       <w:pgNumType w:start="0"/>
@@ -17437,6 +18461,7 @@
   <w:rsids>
     <w:rsidRoot w:val="009E6547"/>
     <w:rsid w:val="000401D2"/>
+    <w:rsid w:val="00083336"/>
     <w:rsid w:val="001E4ADE"/>
     <w:rsid w:val="00230CFE"/>
     <w:rsid w:val="002773B1"/>
@@ -17464,6 +18489,7 @@
     <w:rsid w:val="00C96EF7"/>
     <w:rsid w:val="00DB7438"/>
     <w:rsid w:val="00E004B5"/>
+    <w:rsid w:val="00E04F66"/>
     <w:rsid w:val="00E37D9F"/>
     <w:rsid w:val="00F44735"/>
   </w:rsids>
@@ -18199,16 +19225,16 @@
 </file>
 
 <file path=customXml/item2.xml><?xml version="1.0" encoding="utf-8"?>
-<b:Sources xmlns:b="http://schemas.openxmlformats.org/officeDocument/2006/bibliography" xmlns="http://schemas.openxmlformats.org/officeDocument/2006/bibliography" SelectedStyle="\APASixthEditionOfficeOnline.xsl" StyleName="APA" Version="6"/>
-</file>
-
-<file path=customXml/item3.xml><?xml version="1.0" encoding="utf-8"?>
 <?mso-contentType ?>
 <FormTemplates xmlns="http://schemas.microsoft.com/sharepoint/v3/contenttype/forms">
   <Display>DocumentLibraryForm</Display>
   <Edit>AssetEditForm</Edit>
   <New>DocumentLibraryForm</New>
 </FormTemplates>
+</file>
+
+<file path=customXml/item3.xml><?xml version="1.0" encoding="utf-8"?>
+<b:Sources xmlns:b="http://schemas.openxmlformats.org/officeDocument/2006/bibliography" xmlns="http://schemas.openxmlformats.org/officeDocument/2006/bibliography" SelectedStyle="\APASixthEditionOfficeOnline.xsl" StyleName="APA" Version="6"/>
 </file>
 
 <file path=customXml/itemProps1.xml><?xml version="1.0" encoding="utf-8"?>
@@ -18220,17 +19246,17 @@
 </file>
 
 <file path=customXml/itemProps2.xml><?xml version="1.0" encoding="utf-8"?>
+<ds:datastoreItem xmlns:ds="http://schemas.openxmlformats.org/officeDocument/2006/customXml" ds:itemID="{61F29840-ED91-4B8B-89A3-204E03A550ED}">
+  <ds:schemaRefs>
+    <ds:schemaRef ds:uri="http://schemas.microsoft.com/sharepoint/v3/contenttype/forms"/>
+  </ds:schemaRefs>
+</ds:datastoreItem>
+</file>
+
+<file path=customXml/itemProps3.xml><?xml version="1.0" encoding="utf-8"?>
 <ds:datastoreItem xmlns:ds="http://schemas.openxmlformats.org/officeDocument/2006/customXml" ds:itemID="{F28B9C31-A3D3-47E1-ABC0-4F4B6405B6BA}">
   <ds:schemaRefs>
     <ds:schemaRef ds:uri="http://schemas.openxmlformats.org/officeDocument/2006/bibliography"/>
   </ds:schemaRefs>
 </ds:datastoreItem>
-</file>
-
-<file path=customXml/itemProps3.xml><?xml version="1.0" encoding="utf-8"?>
-<ds:datastoreItem xmlns:ds="http://schemas.openxmlformats.org/officeDocument/2006/customXml" ds:itemID="{61F29840-ED91-4B8B-89A3-204E03A550ED}">
-  <ds:schemaRefs>
-    <ds:schemaRef ds:uri="http://schemas.microsoft.com/sharepoint/v3/contenttype/forms"/>
-  </ds:schemaRefs>
-</ds:datastoreItem>
 </file>